--- a/03-Control-Library/AI Writer Control Statements.docx
+++ b/03-Control-Library/AI Writer Control Statements.docx
@@ -3,14 +3,39 @@
 <w:document xmlns:wpc="http://schemas.microsoft.com/office/word/2010/wordprocessingCanvas" xmlns:cx="http://schemas.microsoft.com/office/drawing/2014/chartex" xmlns:cx1="http://schemas.microsoft.com/office/drawing/2015/9/8/chartex" xmlns:cx2="http://schemas.microsoft.com/office/drawing/2015/10/21/chartex" xmlns:cx3="http://schemas.microsoft.com/office/drawing/2016/5/9/chartex" xmlns:cx4="http://schemas.microsoft.com/office/drawing/2016/5/10/chartex" xmlns:cx5="http://schemas.microsoft.com/office/drawing/2016/5/11/chartex" xmlns:cx6="http://schemas.microsoft.com/office/drawing/2016/5/12/chartex" xmlns:cx7="http://schemas.microsoft.com/office/drawing/2016/5/13/chartex" xmlns:cx8="http://schemas.microsoft.com/office/drawing/2016/5/14/chartex" xmlns:mc="http://schemas.openxmlformats.org/markup-compatibility/2006" xmlns:aink="http://schemas.microsoft.com/office/drawing/2016/ink" xmlns:am3d="http://schemas.microsoft.com/office/drawing/2017/model3d" xmlns:o="urn:schemas-microsoft-com:office:office" xmlns:oel="http://schemas.microsoft.com/office/2019/extlst" xmlns:r="http://schemas.openxmlformats.org/officeDocument/2006/relationships" xmlns:m="http://schemas.openxmlformats.org/officeDocument/2006/math" xmlns:v="urn:schemas-microsoft-com:vml" xmlns:wp14="http://schemas.microsoft.com/office/word/2010/wordprocessingDrawing" xmlns:wp="http://schemas.openxmlformats.org/drawingml/2006/wordprocessingDrawing" xmlns:w10="urn:schemas-microsoft-com:office:word" xmlns:w="http://schemas.openxmlformats.org/wordprocessingml/2006/main" xmlns:w14="http://schemas.microsoft.com/office/word/2010/wordml" xmlns:w15="http://schemas.microsoft.com/office/word/2012/wordml" xmlns:w16cex="http://schemas.microsoft.com/office/word/2018/wordml/cex" xmlns:w16cid="http://schemas.microsoft.com/office/word/2016/wordml/cid" xmlns:w16="http://schemas.microsoft.com/office/word/2018/wordml" xmlns:w16du="http://schemas.microsoft.com/office/word/2023/wordml/word16du" xmlns:w16sdtdh="http://schemas.microsoft.com/office/word/2020/wordml/sdtdatahash" xmlns:w16sdtfl="http://schemas.microsoft.com/office/word/2024/wordml/sdtformatlock" xmlns:w16se="http://schemas.microsoft.com/office/word/2015/wordml/symex" xmlns:wpg="http://schemas.microsoft.com/office/word/2010/wordprocessingGroup" xmlns:wpi="http://schemas.microsoft.com/office/word/2010/wordprocessingInk" xmlns:wne="http://schemas.microsoft.com/office/word/2006/wordml" xmlns:wps="http://schemas.microsoft.com/office/word/2010/wordprocessingShape" mc:Ignorable="w14 w15 w16se w16cid w16 w16cex w16sdtdh w16sdtfl w16du wp14">
   <w:body>
     <w:p>
-      <w:r>
-        <w:rPr>
-          <w:highlight w:val="yellow"/>
-        </w:rPr>
-        <w:t>The [team or role] implements [control ID] by [specific action or process]. The organization uses [tool, system, or procedure] to [explain how it works]. This occurs [frequency or trigger]. Results are reviewed by [responsible party]. Evidence includes [list evidence examples].</w:t>
-      </w:r>
-    </w:p>
-    <w:p/>
+      <w:pPr>
+        <w:jc w:val="center"/>
+        <w:rPr>
+          <w:b/>
+          <w:bCs/>
+          <w:sz w:val="48"/>
+          <w:szCs w:val="48"/>
+          <w:u w:val="single"/>
+        </w:rPr>
+      </w:pPr>
+      <w:r>
+        <w:rPr>
+          <w:b/>
+          <w:bCs/>
+          <w:sz w:val="48"/>
+          <w:szCs w:val="48"/>
+          <w:u w:val="single"/>
+        </w:rPr>
+        <w:t>AI Writer Control Statements</w:t>
+      </w:r>
+    </w:p>
+    <w:p>
+      <w:pPr>
+        <w:jc w:val="center"/>
+        <w:rPr>
+          <w:b/>
+          <w:bCs/>
+          <w:sz w:val="48"/>
+          <w:szCs w:val="48"/>
+          <w:u w:val="single"/>
+        </w:rPr>
+      </w:pPr>
+    </w:p>
     <w:p>
       <w:pPr>
         <w:rPr>
@@ -1019,19 +1044,307 @@
         <w:rPr>
           <w:rFonts w:ascii="Arial" w:hAnsi="Arial" w:cs="Arial"/>
         </w:rPr>
-        <w:t xml:space="preserve">The frequency will require </w:t>
-      </w:r>
-      <w:r>
-        <w:rPr>
-          <w:rFonts w:ascii="Arial" w:hAnsi="Arial" w:cs="Arial"/>
-        </w:rPr>
-        <w:t>weekly</w:t>
-      </w:r>
-      <w:r>
-        <w:rPr>
-          <w:rFonts w:ascii="Arial" w:hAnsi="Arial" w:cs="Arial"/>
-        </w:rPr>
-        <w:t xml:space="preserve"> reviews</w:t>
+        <w:t xml:space="preserve">The frequency will require weekly reviews.  </w:t>
+      </w:r>
+      <w:r>
+        <w:rPr>
+          <w:rFonts w:ascii="Arial" w:hAnsi="Arial" w:cs="Arial"/>
+        </w:rPr>
+        <w:t>Evidence shall include model performance dashboards, drift detection reports, baseline benchmarking results, validation test outputs, monitoring logs, change management records for model updates or rollbacks, and quarterly and annual model performance review documentation.</w:t>
+      </w:r>
+      <w:r>
+        <w:rPr>
+          <w:rFonts w:ascii="Arial" w:hAnsi="Arial" w:cs="Arial"/>
+        </w:rPr>
+        <w:t xml:space="preserve">  </w:t>
+      </w:r>
+    </w:p>
+    <w:p>
+      <w:pPr>
+        <w:rPr>
+          <w:rFonts w:ascii="Arial" w:hAnsi="Arial" w:cs="Arial"/>
+        </w:rPr>
+      </w:pPr>
+    </w:p>
+    <w:p>
+      <w:pPr>
+        <w:rPr>
+          <w:rFonts w:ascii="Arial" w:hAnsi="Arial" w:cs="Arial"/>
+          <w:b/>
+          <w:bCs/>
+          <w:u w:val="single"/>
+        </w:rPr>
+      </w:pPr>
+      <w:r>
+        <w:rPr>
+          <w:rFonts w:ascii="Arial" w:hAnsi="Arial" w:cs="Arial"/>
+          <w:b/>
+          <w:bCs/>
+          <w:u w:val="single"/>
+        </w:rPr>
+        <w:t>AI Bias Drift Monitoring Control</w:t>
+      </w:r>
+    </w:p>
+    <w:p>
+      <w:pPr>
+        <w:rPr>
+          <w:rFonts w:ascii="Arial" w:hAnsi="Arial" w:cs="Arial"/>
+        </w:rPr>
+      </w:pPr>
+      <w:r>
+        <w:rPr>
+          <w:rFonts w:ascii="Arial" w:hAnsi="Arial" w:cs="Arial"/>
+        </w:rPr>
+        <w:t xml:space="preserve">The IT Team shall implement RA-10 &amp; SI-4 </w:t>
+      </w:r>
+      <w:r>
+        <w:rPr>
+          <w:rFonts w:ascii="Arial" w:hAnsi="Arial" w:cs="Arial"/>
+        </w:rPr>
+        <w:t xml:space="preserve">controls </w:t>
+      </w:r>
+      <w:r>
+        <w:rPr>
+          <w:rFonts w:ascii="Arial" w:hAnsi="Arial" w:cs="Arial"/>
+        </w:rPr>
+        <w:t xml:space="preserve">to </w:t>
+      </w:r>
+      <w:r>
+        <w:rPr>
+          <w:rFonts w:ascii="Arial" w:hAnsi="Arial" w:cs="Arial"/>
+        </w:rPr>
+        <w:t>maintain processes to monitor the AI Writer for bias drift by periodically evaluating model outputs against established fairness and non-discrimination baselines. Bias assessments shall be conducted using representative test datasets and predefined evaluation criteria to identify deviations that could result in unfair, inconsistent, or discriminatory content. Identified bias drift shall be documented, investigated, and remediated through corrective actions such as model retraining, prompt refinement, data quality improvements, or implementation of additional safeguards.</w:t>
+      </w:r>
+      <w:r>
+        <w:rPr>
+          <w:rFonts w:ascii="Arial" w:hAnsi="Arial" w:cs="Arial"/>
+        </w:rPr>
+        <w:t xml:space="preserve">  </w:t>
+      </w:r>
+      <w:r>
+        <w:rPr>
+          <w:rFonts w:ascii="Arial" w:hAnsi="Arial" w:cs="Arial"/>
+        </w:rPr>
+        <w:t xml:space="preserve">The frequency will require quarterly reviews. </w:t>
+      </w:r>
+      <w:r>
+        <w:rPr>
+          <w:rFonts w:ascii="Arial" w:hAnsi="Arial" w:cs="Arial"/>
+        </w:rPr>
+        <w:t>Evidence of control execution shall include bias and fairness assessment reports, model evaluation results, remediation and retraining records, change management tickets, documented management reviews, and audit logs demonstrating that bias monitoring activities were completed and any identified issues were tracked to resolution.</w:t>
+      </w:r>
+    </w:p>
+    <w:p>
+      <w:pPr>
+        <w:rPr>
+          <w:rFonts w:ascii="Arial" w:hAnsi="Arial" w:cs="Arial"/>
+        </w:rPr>
+      </w:pPr>
+    </w:p>
+    <w:p>
+      <w:pPr>
+        <w:rPr>
+          <w:rFonts w:ascii="Arial" w:hAnsi="Arial" w:cs="Arial"/>
+        </w:rPr>
+      </w:pPr>
+    </w:p>
+    <w:p>
+      <w:pPr>
+        <w:rPr>
+          <w:rFonts w:ascii="Arial" w:hAnsi="Arial" w:cs="Arial"/>
+        </w:rPr>
+      </w:pPr>
+    </w:p>
+    <w:p>
+      <w:pPr>
+        <w:rPr>
+          <w:rFonts w:ascii="Arial" w:hAnsi="Arial" w:cs="Arial"/>
+        </w:rPr>
+      </w:pPr>
+    </w:p>
+    <w:p>
+      <w:pPr>
+        <w:rPr>
+          <w:rFonts w:ascii="Arial" w:hAnsi="Arial" w:cs="Arial"/>
+        </w:rPr>
+      </w:pPr>
+    </w:p>
+    <w:p>
+      <w:pPr>
+        <w:rPr>
+          <w:rFonts w:ascii="Arial" w:hAnsi="Arial" w:cs="Arial"/>
+        </w:rPr>
+      </w:pPr>
+    </w:p>
+    <w:p>
+      <w:pPr>
+        <w:rPr>
+          <w:rFonts w:ascii="Arial" w:hAnsi="Arial" w:cs="Arial"/>
+        </w:rPr>
+      </w:pPr>
+    </w:p>
+    <w:p>
+      <w:pPr>
+        <w:rPr>
+          <w:rFonts w:ascii="Arial" w:hAnsi="Arial" w:cs="Arial"/>
+          <w:b/>
+          <w:bCs/>
+          <w:u w:val="single"/>
+        </w:rPr>
+      </w:pPr>
+      <w:r>
+        <w:rPr>
+          <w:rFonts w:ascii="Arial" w:hAnsi="Arial" w:cs="Arial"/>
+        </w:rPr>
+        <w:t> </w:t>
+      </w:r>
+      <w:r>
+        <w:rPr>
+          <w:rFonts w:ascii="Arial" w:hAnsi="Arial" w:cs="Arial"/>
+          <w:b/>
+          <w:bCs/>
+          <w:u w:val="single"/>
+        </w:rPr>
+        <w:t>AI Hallucination Detection Control</w:t>
+      </w:r>
+    </w:p>
+    <w:p>
+      <w:pPr>
+        <w:rPr>
+          <w:rFonts w:ascii="Arial" w:hAnsi="Arial" w:cs="Arial"/>
+        </w:rPr>
+      </w:pPr>
+      <w:r>
+        <w:rPr>
+          <w:rFonts w:ascii="Arial" w:hAnsi="Arial" w:cs="Arial"/>
+        </w:rPr>
+        <w:t xml:space="preserve">The </w:t>
+      </w:r>
+      <w:r>
+        <w:rPr>
+          <w:rFonts w:ascii="Arial" w:hAnsi="Arial" w:cs="Arial"/>
+        </w:rPr>
+        <w:t xml:space="preserve">IT Team </w:t>
+      </w:r>
+      <w:r>
+        <w:rPr>
+          <w:rFonts w:ascii="Arial" w:hAnsi="Arial" w:cs="Arial"/>
+        </w:rPr>
+        <w:t xml:space="preserve">shall implement controls </w:t>
+      </w:r>
+      <w:r>
+        <w:rPr>
+          <w:rFonts w:ascii="Arial" w:hAnsi="Arial" w:cs="Arial"/>
+        </w:rPr>
+        <w:t>AIW-HAL-01</w:t>
+      </w:r>
+      <w:r>
+        <w:rPr>
+          <w:rFonts w:ascii="Arial" w:hAnsi="Arial" w:cs="Arial"/>
+        </w:rPr>
+        <w:t xml:space="preserve">, </w:t>
+      </w:r>
+      <w:r>
+        <w:rPr>
+          <w:rFonts w:ascii="Arial" w:hAnsi="Arial" w:cs="Arial"/>
+        </w:rPr>
+        <w:t>to detect</w:t>
+      </w:r>
+      <w:r>
+        <w:rPr>
+          <w:rFonts w:ascii="Arial" w:hAnsi="Arial" w:cs="Arial"/>
+        </w:rPr>
+        <w:t xml:space="preserve"> </w:t>
+      </w:r>
+      <w:r>
+        <w:rPr>
+          <w:rFonts w:ascii="Arial" w:hAnsi="Arial" w:cs="Arial"/>
+        </w:rPr>
+        <w:t xml:space="preserve">&amp; </w:t>
+      </w:r>
+      <w:r>
+        <w:rPr>
+          <w:rFonts w:ascii="Arial" w:hAnsi="Arial" w:cs="Arial"/>
+        </w:rPr>
+        <w:t>monitor, and reduce AI-generated hallucinations within the AI Writer platform. The AI Writer shall use automated validation checks, confidence scoring, reference verification mechanisms, and periodic human review to identify outputs that contain fabricated facts, unsupported claims, or inaccurate information. Hallucination testing shall be performed against approved benchmark datasets and representative use cases. When hallucination rates exceed established risk thresholds, corrective actions, including prompt refinement, model tuning, retraining, or temporary restriction of affected functionality, shall be initiated and documented.</w:t>
+      </w:r>
+      <w:r>
+        <w:rPr>
+          <w:rFonts w:ascii="Arial" w:hAnsi="Arial" w:cs="Arial"/>
+        </w:rPr>
+        <w:t xml:space="preserve">  The Frequency would be a monthly assessment.  </w:t>
+      </w:r>
+      <w:r>
+        <w:rPr>
+          <w:rFonts w:ascii="Arial" w:hAnsi="Arial" w:cs="Arial"/>
+        </w:rPr>
+        <w:t>Evidence of control execution shall include hallucination testing reports, model output validation logs, quality assurance review records, corrective action and model change management documentation, and management approvals demonstrating that hallucination detection activities were completed and identified issues were resolved.</w:t>
+      </w:r>
+    </w:p>
+    <w:p>
+      <w:pPr>
+        <w:rPr>
+          <w:rFonts w:ascii="Arial" w:hAnsi="Arial" w:cs="Arial"/>
+          <w:b/>
+          <w:bCs/>
+          <w:u w:val="single"/>
+        </w:rPr>
+      </w:pPr>
+    </w:p>
+    <w:p>
+      <w:pPr>
+        <w:rPr>
+          <w:rFonts w:ascii="Arial" w:hAnsi="Arial" w:cs="Arial"/>
+          <w:b/>
+          <w:bCs/>
+          <w:u w:val="single"/>
+        </w:rPr>
+      </w:pPr>
+      <w:r>
+        <w:rPr>
+          <w:rFonts w:ascii="Arial" w:hAnsi="Arial" w:cs="Arial"/>
+          <w:b/>
+          <w:bCs/>
+          <w:u w:val="single"/>
+        </w:rPr>
+        <w:t>Context Window Data Leakage Control</w:t>
+      </w:r>
+    </w:p>
+    <w:p>
+      <w:pPr>
+        <w:rPr>
+          <w:rFonts w:ascii="Arial" w:hAnsi="Arial" w:cs="Arial"/>
+        </w:rPr>
+      </w:pPr>
+      <w:r>
+        <w:rPr>
+          <w:rFonts w:ascii="Arial" w:hAnsi="Arial" w:cs="Arial"/>
+        </w:rPr>
+        <w:t>The organization shall implement controls to prevent the unauthorized disclosure of sensitive, confidential, or regulated information through the AI Writer's context window. Input prompts, conversation history, uploaded documents, and generated outputs shall be subject to data classification, content filtering, and data loss prevention (DLP) mechanisms to detect and restrict the exposure of sensitive information. The AI Writer shall enforce context isolation between user sessions and apply appropriate safeguards to ensure that information from one session or user is not inadvertently disclosed to another. Any identified context window data leakage event shall be logged, investigated, and remediated in accordance with the organization's incident response and AI governance procedures.</w:t>
+      </w:r>
+      <w:r>
+        <w:rPr>
+          <w:rFonts w:ascii="Arial" w:hAnsi="Arial" w:cs="Arial"/>
+        </w:rPr>
+        <w:t xml:space="preserve">  </w:t>
+      </w:r>
+      <w:r>
+        <w:rPr>
+          <w:rFonts w:ascii="Arial" w:hAnsi="Arial" w:cs="Arial"/>
+        </w:rPr>
+        <w:t>Frequency</w:t>
+      </w:r>
+      <w:r>
+        <w:rPr>
+          <w:rFonts w:ascii="Arial" w:hAnsi="Arial" w:cs="Arial"/>
+        </w:rPr>
+        <w:t xml:space="preserve"> of monitoring c</w:t>
+      </w:r>
+      <w:r>
+        <w:rPr>
+          <w:rFonts w:ascii="Arial" w:hAnsi="Arial" w:cs="Arial"/>
+        </w:rPr>
+        <w:t>ontinuous monitoring, with formal control reviews conducted quarterly</w:t>
       </w:r>
       <w:r>
         <w:rPr>
@@ -1043,7 +1356,151 @@
         <w:rPr>
           <w:rFonts w:ascii="Arial" w:hAnsi="Arial" w:cs="Arial"/>
         </w:rPr>
-        <w:t>Evidence shall include model performance dashboards, drift detection reports, baseline benchmarking results, validation test outputs, monitoring logs, change management records for model updates or rollbacks, and quarterly and annual model performance review documentation.</w:t>
+        <w:t>Evidence of control execution shall include DLP monitoring reports, prompt and output filtering logs, context isolation and access control validation results, AI security assessment reports, data leakage incident tickets, model and configuration change records, audit logs</w:t>
+      </w:r>
+      <w:r>
+        <w:rPr>
+          <w:rFonts w:ascii="Arial" w:hAnsi="Arial" w:cs="Arial"/>
+        </w:rPr>
+        <w:t>.</w:t>
+      </w:r>
+    </w:p>
+    <w:p>
+      <w:pPr>
+        <w:rPr>
+          <w:rFonts w:ascii="Arial" w:hAnsi="Arial" w:cs="Arial"/>
+          <w:b/>
+          <w:bCs/>
+          <w:u w:val="single"/>
+        </w:rPr>
+      </w:pPr>
+    </w:p>
+    <w:p>
+      <w:pPr>
+        <w:rPr>
+          <w:rFonts w:ascii="Arial" w:hAnsi="Arial" w:cs="Arial"/>
+          <w:b/>
+          <w:bCs/>
+          <w:u w:val="single"/>
+        </w:rPr>
+      </w:pPr>
+      <w:r>
+        <w:rPr>
+          <w:rFonts w:ascii="Arial" w:hAnsi="Arial" w:cs="Arial"/>
+          <w:b/>
+          <w:bCs/>
+          <w:u w:val="single"/>
+        </w:rPr>
+        <w:t>AI Output Provenance Control</w:t>
+      </w:r>
+    </w:p>
+    <w:p>
+      <w:pPr>
+        <w:rPr>
+          <w:rFonts w:ascii="Arial" w:hAnsi="Arial" w:cs="Arial"/>
+        </w:rPr>
+      </w:pPr>
+      <w:r>
+        <w:rPr>
+          <w:rFonts w:ascii="Arial" w:hAnsi="Arial" w:cs="Arial"/>
+        </w:rPr>
+        <w:t xml:space="preserve">The </w:t>
+      </w:r>
+      <w:r>
+        <w:rPr>
+          <w:rFonts w:ascii="Arial" w:hAnsi="Arial" w:cs="Arial"/>
+        </w:rPr>
+        <w:t>IT Team</w:t>
+      </w:r>
+      <w:r>
+        <w:rPr>
+          <w:rFonts w:ascii="Arial" w:hAnsi="Arial" w:cs="Arial"/>
+        </w:rPr>
+        <w:t xml:space="preserve"> shall implement control</w:t>
+      </w:r>
+      <w:r>
+        <w:rPr>
+          <w:rFonts w:ascii="Arial" w:hAnsi="Arial" w:cs="Arial"/>
+        </w:rPr>
+        <w:t xml:space="preserve"> AIW-04</w:t>
+      </w:r>
+      <w:r>
+        <w:rPr>
+          <w:rFonts w:ascii="Arial" w:hAnsi="Arial" w:cs="Arial"/>
+        </w:rPr>
+        <w:t xml:space="preserve"> to establish and maintain the provenance of all outputs generated or routed through the AI </w:t>
+      </w:r>
+      <w:r>
+        <w:rPr>
+          <w:rFonts w:ascii="Arial" w:hAnsi="Arial" w:cs="Arial"/>
+        </w:rPr>
+        <w:t>Writer</w:t>
+      </w:r>
+      <w:r>
+        <w:rPr>
+          <w:rFonts w:ascii="Arial" w:hAnsi="Arial" w:cs="Arial"/>
+        </w:rPr>
+        <w:t xml:space="preserve">. The AI </w:t>
+      </w:r>
+      <w:r>
+        <w:rPr>
+          <w:rFonts w:ascii="Arial" w:hAnsi="Arial" w:cs="Arial"/>
+        </w:rPr>
+        <w:t>Writer</w:t>
+      </w:r>
+      <w:r>
+        <w:rPr>
+          <w:rFonts w:ascii="Arial" w:hAnsi="Arial" w:cs="Arial"/>
+        </w:rPr>
+        <w:t xml:space="preserve"> shall record and retain metadata identifying the originating AI model, model version, prompt or input source, </w:t>
+      </w:r>
+      <w:r>
+        <w:rPr>
+          <w:rFonts w:ascii="Arial" w:hAnsi="Arial" w:cs="Arial"/>
+        </w:rPr>
+        <w:t>writing</w:t>
+      </w:r>
+      <w:r>
+        <w:rPr>
+          <w:rFonts w:ascii="Arial" w:hAnsi="Arial" w:cs="Arial"/>
+        </w:rPr>
+        <w:t xml:space="preserve"> decisions, associated data sources, timestamps, and any post-processing or human modifications applied to the output. Provenance information shall be protected from unauthorized alteration and maintained to support traceability, accountability, auditability, and incident investigations. Any loss or corruption of provenance data shall be investigated and remediated in accordance with the organization's AI governance and information security procedures.</w:t>
+      </w:r>
+      <w:r>
+        <w:rPr>
+          <w:rFonts w:ascii="Arial" w:hAnsi="Arial" w:cs="Arial"/>
+        </w:rPr>
+        <w:t xml:space="preserve">  Frequency of c</w:t>
+      </w:r>
+      <w:r>
+        <w:rPr>
+          <w:rFonts w:ascii="Arial" w:hAnsi="Arial" w:cs="Arial"/>
+        </w:rPr>
+        <w:t>ontinuous logging and monitoring, with formal reviews conducted quarterly</w:t>
+      </w:r>
+      <w:r>
+        <w:rPr>
+          <w:rFonts w:ascii="Arial" w:hAnsi="Arial" w:cs="Arial"/>
+        </w:rPr>
+        <w:t xml:space="preserve">.  </w:t>
+      </w:r>
+      <w:r>
+        <w:rPr>
+          <w:rFonts w:ascii="Arial" w:hAnsi="Arial" w:cs="Arial"/>
+        </w:rPr>
+        <w:t>Evidence of control execution shall include AI output metadata logs, provenance records, prompt and response audit trails</w:t>
+      </w:r>
+      <w:r>
+        <w:rPr>
+          <w:rFonts w:ascii="Arial" w:hAnsi="Arial" w:cs="Arial"/>
+        </w:rPr>
+        <w:t>.  M</w:t>
+      </w:r>
+      <w:r>
+        <w:rPr>
+          <w:rFonts w:ascii="Arial" w:hAnsi="Arial" w:cs="Arial"/>
+        </w:rPr>
+        <w:t>anagement review records demonstrating that AI output provenance information is captured, retained, and periodically validated. </w:t>
       </w:r>
       <w:r>
         <w:rPr>
@@ -1056,45 +1513,54 @@
       <w:pPr>
         <w:rPr>
           <w:rFonts w:ascii="Arial" w:hAnsi="Arial" w:cs="Arial"/>
-        </w:rPr>
-      </w:pPr>
-    </w:p>
-    <w:p>
-      <w:pPr>
-        <w:rPr>
-          <w:rFonts w:ascii="Arial" w:hAnsi="Arial" w:cs="Arial"/>
-          <w:b/>
-          <w:bCs/>
-          <w:u w:val="single"/>
-        </w:rPr>
-      </w:pPr>
-      <w:r>
-        <w:rPr>
-          <w:rFonts w:ascii="Arial" w:hAnsi="Arial" w:cs="Arial"/>
-          <w:b/>
-          <w:bCs/>
-          <w:u w:val="single"/>
-        </w:rPr>
-        <w:t>AI Bias Drift Monitoring Control</w:t>
-      </w:r>
-    </w:p>
-    <w:p>
-      <w:pPr>
-        <w:rPr>
-          <w:rFonts w:ascii="Arial" w:hAnsi="Arial" w:cs="Arial"/>
-        </w:rPr>
-      </w:pPr>
-      <w:r>
-        <w:rPr>
-          <w:rFonts w:ascii="Arial" w:hAnsi="Arial" w:cs="Arial"/>
-        </w:rPr>
-        <w:t xml:space="preserve">The IT Team shall implement RA-10 &amp; SI-4 </w:t>
-      </w:r>
-      <w:r>
-        <w:rPr>
-          <w:rFonts w:ascii="Arial" w:hAnsi="Arial" w:cs="Arial"/>
-        </w:rPr>
-        <w:t xml:space="preserve">controls </w:t>
+          <w:b/>
+          <w:bCs/>
+          <w:u w:val="single"/>
+        </w:rPr>
+      </w:pPr>
+    </w:p>
+    <w:p>
+      <w:pPr>
+        <w:rPr>
+          <w:rFonts w:ascii="Arial" w:hAnsi="Arial" w:cs="Arial"/>
+          <w:b/>
+          <w:bCs/>
+          <w:u w:val="single"/>
+        </w:rPr>
+      </w:pPr>
+      <w:r>
+        <w:rPr>
+          <w:rFonts w:ascii="Arial" w:hAnsi="Arial" w:cs="Arial"/>
+          <w:b/>
+          <w:bCs/>
+          <w:u w:val="single"/>
+        </w:rPr>
+        <w:t>Shadow AI Usage Control</w:t>
+      </w:r>
+    </w:p>
+    <w:p>
+      <w:pPr>
+        <w:rPr>
+          <w:rFonts w:ascii="Arial" w:hAnsi="Arial" w:cs="Arial"/>
+        </w:rPr>
+      </w:pPr>
+      <w:r>
+        <w:rPr>
+          <w:rFonts w:ascii="Arial" w:hAnsi="Arial" w:cs="Arial"/>
+        </w:rPr>
+        <w:t xml:space="preserve">The </w:t>
+      </w:r>
+      <w:r>
+        <w:rPr>
+          <w:rFonts w:ascii="Arial" w:hAnsi="Arial" w:cs="Arial"/>
+        </w:rPr>
+        <w:t>IT Team shall implement control AIW-SAI-01</w:t>
+      </w:r>
+      <w:r>
+        <w:rPr>
+          <w:rFonts w:ascii="Arial" w:hAnsi="Arial" w:cs="Arial"/>
+        </w:rPr>
+        <w:t xml:space="preserve"> </w:t>
       </w:r>
       <w:r>
         <w:rPr>
@@ -1106,483 +1572,6 @@
         <w:rPr>
           <w:rFonts w:ascii="Arial" w:hAnsi="Arial" w:cs="Arial"/>
         </w:rPr>
-        <w:t>maintain processes to monitor the AI Writer for bias drift by periodically evaluating model outputs against established fairness and non-discrimination baselines. Bias assessments shall be conducted using representative test datasets and predefined evaluation criteria to identify deviations that could result in unfair, inconsistent, or discriminatory content. Identified bias drift shall be documented, investigated, and remediated through corrective actions such as model retraining, prompt refinement, data quality improvements, or implementation of additional safeguards.</w:t>
-      </w:r>
-      <w:r>
-        <w:rPr>
-          <w:rFonts w:ascii="Arial" w:hAnsi="Arial" w:cs="Arial"/>
-        </w:rPr>
-        <w:t xml:space="preserve">  </w:t>
-      </w:r>
-      <w:r>
-        <w:rPr>
-          <w:rFonts w:ascii="Arial" w:hAnsi="Arial" w:cs="Arial"/>
-        </w:rPr>
-        <w:t xml:space="preserve">The frequency will require </w:t>
-      </w:r>
-      <w:r>
-        <w:rPr>
-          <w:rFonts w:ascii="Arial" w:hAnsi="Arial" w:cs="Arial"/>
-        </w:rPr>
-        <w:t xml:space="preserve">quarterly </w:t>
-      </w:r>
-      <w:r>
-        <w:rPr>
-          <w:rFonts w:ascii="Arial" w:hAnsi="Arial" w:cs="Arial"/>
-        </w:rPr>
-        <w:t>reviews.</w:t>
-      </w:r>
-      <w:r>
-        <w:rPr>
-          <w:rFonts w:ascii="Arial" w:hAnsi="Arial" w:cs="Arial"/>
-        </w:rPr>
-        <w:t xml:space="preserve"> </w:t>
-      </w:r>
-      <w:r>
-        <w:rPr>
-          <w:rFonts w:ascii="Arial" w:hAnsi="Arial" w:cs="Arial"/>
-        </w:rPr>
-        <w:t>Evidence of control execution shall include bias and fairness assessment reports, model evaluation results, remediation and retraining records, change management tickets, documented management reviews, and audit logs demonstrating that bias monitoring activities were completed and any identified issues were tracked to resolution.</w:t>
-      </w:r>
-    </w:p>
-    <w:p>
-      <w:pPr>
-        <w:rPr>
-          <w:rFonts w:ascii="Arial" w:hAnsi="Arial" w:cs="Arial"/>
-        </w:rPr>
-      </w:pPr>
-    </w:p>
-    <w:p>
-      <w:pPr>
-        <w:rPr>
-          <w:rFonts w:ascii="Arial" w:hAnsi="Arial" w:cs="Arial"/>
-        </w:rPr>
-      </w:pPr>
-    </w:p>
-    <w:p>
-      <w:pPr>
-        <w:rPr>
-          <w:rFonts w:ascii="Arial" w:hAnsi="Arial" w:cs="Arial"/>
-        </w:rPr>
-      </w:pPr>
-    </w:p>
-    <w:p>
-      <w:pPr>
-        <w:rPr>
-          <w:rFonts w:ascii="Arial" w:hAnsi="Arial" w:cs="Arial"/>
-        </w:rPr>
-      </w:pPr>
-    </w:p>
-    <w:p>
-      <w:pPr>
-        <w:rPr>
-          <w:rFonts w:ascii="Arial" w:hAnsi="Arial" w:cs="Arial"/>
-        </w:rPr>
-      </w:pPr>
-    </w:p>
-    <w:p>
-      <w:pPr>
-        <w:rPr>
-          <w:rFonts w:ascii="Arial" w:hAnsi="Arial" w:cs="Arial"/>
-        </w:rPr>
-      </w:pPr>
-    </w:p>
-    <w:p>
-      <w:pPr>
-        <w:rPr>
-          <w:rFonts w:ascii="Arial" w:hAnsi="Arial" w:cs="Arial"/>
-        </w:rPr>
-      </w:pPr>
-    </w:p>
-    <w:p>
-      <w:pPr>
-        <w:rPr>
-          <w:rFonts w:ascii="Arial" w:hAnsi="Arial" w:cs="Arial"/>
-          <w:b/>
-          <w:bCs/>
-          <w:u w:val="single"/>
-        </w:rPr>
-      </w:pPr>
-      <w:r>
-        <w:rPr>
-          <w:rFonts w:ascii="Arial" w:hAnsi="Arial" w:cs="Arial"/>
-        </w:rPr>
-        <w:t> </w:t>
-      </w:r>
-      <w:r>
-        <w:rPr>
-          <w:rFonts w:ascii="Arial" w:hAnsi="Arial" w:cs="Arial"/>
-          <w:b/>
-          <w:bCs/>
-          <w:u w:val="single"/>
-        </w:rPr>
-        <w:t>AI Hallucination Detection Control</w:t>
-      </w:r>
-    </w:p>
-    <w:p>
-      <w:pPr>
-        <w:rPr>
-          <w:rFonts w:ascii="Arial" w:hAnsi="Arial" w:cs="Arial"/>
-        </w:rPr>
-      </w:pPr>
-      <w:r>
-        <w:rPr>
-          <w:rFonts w:ascii="Arial" w:hAnsi="Arial" w:cs="Arial"/>
-        </w:rPr>
-        <w:t xml:space="preserve">The </w:t>
-      </w:r>
-      <w:r>
-        <w:rPr>
-          <w:rFonts w:ascii="Arial" w:hAnsi="Arial" w:cs="Arial"/>
-        </w:rPr>
-        <w:t xml:space="preserve">IT Team </w:t>
-      </w:r>
-      <w:r>
-        <w:rPr>
-          <w:rFonts w:ascii="Arial" w:hAnsi="Arial" w:cs="Arial"/>
-        </w:rPr>
-        <w:t xml:space="preserve">shall implement controls </w:t>
-      </w:r>
-      <w:r>
-        <w:rPr>
-          <w:rFonts w:ascii="Arial" w:hAnsi="Arial" w:cs="Arial"/>
-        </w:rPr>
-        <w:t>AIW-HAL-01</w:t>
-      </w:r>
-      <w:r>
-        <w:rPr>
-          <w:rFonts w:ascii="Arial" w:hAnsi="Arial" w:cs="Arial"/>
-        </w:rPr>
-        <w:t xml:space="preserve">, </w:t>
-      </w:r>
-      <w:r>
-        <w:rPr>
-          <w:rFonts w:ascii="Arial" w:hAnsi="Arial" w:cs="Arial"/>
-        </w:rPr>
-        <w:t>to detect</w:t>
-      </w:r>
-      <w:r>
-        <w:rPr>
-          <w:rFonts w:ascii="Arial" w:hAnsi="Arial" w:cs="Arial"/>
-        </w:rPr>
-        <w:t xml:space="preserve"> </w:t>
-      </w:r>
-      <w:r>
-        <w:rPr>
-          <w:rFonts w:ascii="Arial" w:hAnsi="Arial" w:cs="Arial"/>
-        </w:rPr>
-        <w:t xml:space="preserve">&amp; </w:t>
-      </w:r>
-      <w:r>
-        <w:rPr>
-          <w:rFonts w:ascii="Arial" w:hAnsi="Arial" w:cs="Arial"/>
-        </w:rPr>
-        <w:t>monitor, and reduce AI-generated hallucinations within the AI Writer platform. The AI Writer shall use automated validation checks, confidence scoring, reference verification mechanisms, and periodic human review to identify outputs that contain fabricated facts, unsupported claims, or inaccurate information. Hallucination testing shall be performed against approved benchmark datasets and representative use cases. When hallucination rates exceed established risk thresholds, corrective actions, including prompt refinement, model tuning, retraining, or temporary restriction of affected functionality, shall be initiated and documented.</w:t>
-      </w:r>
-      <w:r>
-        <w:rPr>
-          <w:rFonts w:ascii="Arial" w:hAnsi="Arial" w:cs="Arial"/>
-        </w:rPr>
-        <w:t xml:space="preserve">  The Frequency would be a monthly assessment.  </w:t>
-      </w:r>
-      <w:r>
-        <w:rPr>
-          <w:rFonts w:ascii="Arial" w:hAnsi="Arial" w:cs="Arial"/>
-        </w:rPr>
-        <w:t>Evidence of control execution shall include hallucination testing reports, model output validation logs, quality assurance review records, corrective action and model change management documentation, and management approvals demonstrating that hallucination detection activities were completed and identified issues were resolved.</w:t>
-      </w:r>
-    </w:p>
-    <w:p>
-      <w:pPr>
-        <w:rPr>
-          <w:rFonts w:ascii="Arial" w:hAnsi="Arial" w:cs="Arial"/>
-          <w:b/>
-          <w:bCs/>
-          <w:u w:val="single"/>
-        </w:rPr>
-      </w:pPr>
-    </w:p>
-    <w:p>
-      <w:pPr>
-        <w:rPr>
-          <w:rFonts w:ascii="Arial" w:hAnsi="Arial" w:cs="Arial"/>
-          <w:b/>
-          <w:bCs/>
-          <w:u w:val="single"/>
-        </w:rPr>
-      </w:pPr>
-      <w:r>
-        <w:rPr>
-          <w:rFonts w:ascii="Arial" w:hAnsi="Arial" w:cs="Arial"/>
-          <w:b/>
-          <w:bCs/>
-          <w:u w:val="single"/>
-        </w:rPr>
-        <w:t>Context Window Data Leakage Control</w:t>
-      </w:r>
-    </w:p>
-    <w:p>
-      <w:pPr>
-        <w:rPr>
-          <w:rFonts w:ascii="Arial" w:hAnsi="Arial" w:cs="Arial"/>
-        </w:rPr>
-      </w:pPr>
-      <w:r>
-        <w:rPr>
-          <w:rFonts w:ascii="Arial" w:hAnsi="Arial" w:cs="Arial"/>
-        </w:rPr>
-        <w:t>The organization shall implement controls to prevent the unauthorized disclosure of sensitive, confidential, or regulated information through the AI Writer's context window. Input prompts, conversation history, uploaded documents, and generated outputs shall be subject to data classification, content filtering, and data loss prevention (DLP) mechanisms to detect and restrict the exposure of sensitive information. The AI Writer shall enforce context isolation between user sessions and apply appropriate safeguards to ensure that information from one session or user is not inadvertently disclosed to another. Any identified context window data leakage event shall be logged, investigated, and remediated in accordance with the organization's incident response and AI governance procedures.</w:t>
-      </w:r>
-      <w:r>
-        <w:rPr>
-          <w:rFonts w:ascii="Arial" w:hAnsi="Arial" w:cs="Arial"/>
-        </w:rPr>
-        <w:t xml:space="preserve">  </w:t>
-      </w:r>
-      <w:r>
-        <w:rPr>
-          <w:rFonts w:ascii="Arial" w:hAnsi="Arial" w:cs="Arial"/>
-        </w:rPr>
-        <w:t>Frequency</w:t>
-      </w:r>
-      <w:r>
-        <w:rPr>
-          <w:rFonts w:ascii="Arial" w:hAnsi="Arial" w:cs="Arial"/>
-        </w:rPr>
-        <w:t xml:space="preserve"> of monitoring c</w:t>
-      </w:r>
-      <w:r>
-        <w:rPr>
-          <w:rFonts w:ascii="Arial" w:hAnsi="Arial" w:cs="Arial"/>
-        </w:rPr>
-        <w:t>ontinuous monitoring, with formal control reviews conducted quarterly</w:t>
-      </w:r>
-      <w:r>
-        <w:rPr>
-          <w:rFonts w:ascii="Arial" w:hAnsi="Arial" w:cs="Arial"/>
-        </w:rPr>
-        <w:t xml:space="preserve">.  </w:t>
-      </w:r>
-      <w:r>
-        <w:rPr>
-          <w:rFonts w:ascii="Arial" w:hAnsi="Arial" w:cs="Arial"/>
-        </w:rPr>
-        <w:t>Evidence of control execution shall include DLP monitoring reports, prompt and output filtering logs, context isolation and access control validation results, AI security assessment reports, data leakage incident tickets, model and configuration change records, audit logs</w:t>
-      </w:r>
-      <w:r>
-        <w:rPr>
-          <w:rFonts w:ascii="Arial" w:hAnsi="Arial" w:cs="Arial"/>
-        </w:rPr>
-        <w:t>.</w:t>
-      </w:r>
-    </w:p>
-    <w:p>
-      <w:pPr>
-        <w:rPr>
-          <w:rFonts w:ascii="Arial" w:hAnsi="Arial" w:cs="Arial"/>
-          <w:b/>
-          <w:bCs/>
-          <w:u w:val="single"/>
-        </w:rPr>
-      </w:pPr>
-    </w:p>
-    <w:p>
-      <w:pPr>
-        <w:rPr>
-          <w:rFonts w:ascii="Arial" w:hAnsi="Arial" w:cs="Arial"/>
-          <w:b/>
-          <w:bCs/>
-          <w:u w:val="single"/>
-        </w:rPr>
-      </w:pPr>
-      <w:r>
-        <w:rPr>
-          <w:rFonts w:ascii="Arial" w:hAnsi="Arial" w:cs="Arial"/>
-          <w:b/>
-          <w:bCs/>
-          <w:u w:val="single"/>
-        </w:rPr>
-        <w:t>AI Output Provenance Control</w:t>
-      </w:r>
-    </w:p>
-    <w:p>
-      <w:pPr>
-        <w:rPr>
-          <w:rFonts w:ascii="Arial" w:hAnsi="Arial" w:cs="Arial"/>
-        </w:rPr>
-      </w:pPr>
-      <w:r>
-        <w:rPr>
-          <w:rFonts w:ascii="Arial" w:hAnsi="Arial" w:cs="Arial"/>
-        </w:rPr>
-        <w:t xml:space="preserve">The </w:t>
-      </w:r>
-      <w:r>
-        <w:rPr>
-          <w:rFonts w:ascii="Arial" w:hAnsi="Arial" w:cs="Arial"/>
-        </w:rPr>
-        <w:t>IT Team</w:t>
-      </w:r>
-      <w:r>
-        <w:rPr>
-          <w:rFonts w:ascii="Arial" w:hAnsi="Arial" w:cs="Arial"/>
-        </w:rPr>
-        <w:t xml:space="preserve"> shall implement control</w:t>
-      </w:r>
-      <w:r>
-        <w:rPr>
-          <w:rFonts w:ascii="Arial" w:hAnsi="Arial" w:cs="Arial"/>
-        </w:rPr>
-        <w:t xml:space="preserve"> AIW-04</w:t>
-      </w:r>
-      <w:r>
-        <w:rPr>
-          <w:rFonts w:ascii="Arial" w:hAnsi="Arial" w:cs="Arial"/>
-        </w:rPr>
-        <w:t xml:space="preserve"> to establish and maintain the provenance of all outputs generated or routed through the AI </w:t>
-      </w:r>
-      <w:r>
-        <w:rPr>
-          <w:rFonts w:ascii="Arial" w:hAnsi="Arial" w:cs="Arial"/>
-        </w:rPr>
-        <w:t>Writer</w:t>
-      </w:r>
-      <w:r>
-        <w:rPr>
-          <w:rFonts w:ascii="Arial" w:hAnsi="Arial" w:cs="Arial"/>
-        </w:rPr>
-        <w:t xml:space="preserve">. The AI </w:t>
-      </w:r>
-      <w:r>
-        <w:rPr>
-          <w:rFonts w:ascii="Arial" w:hAnsi="Arial" w:cs="Arial"/>
-        </w:rPr>
-        <w:t>Writer</w:t>
-      </w:r>
-      <w:r>
-        <w:rPr>
-          <w:rFonts w:ascii="Arial" w:hAnsi="Arial" w:cs="Arial"/>
-        </w:rPr>
-        <w:t xml:space="preserve"> shall record and retain metadata identifying the originating AI model, model version, prompt or input source, </w:t>
-      </w:r>
-      <w:r>
-        <w:rPr>
-          <w:rFonts w:ascii="Arial" w:hAnsi="Arial" w:cs="Arial"/>
-        </w:rPr>
-        <w:t>writing</w:t>
-      </w:r>
-      <w:r>
-        <w:rPr>
-          <w:rFonts w:ascii="Arial" w:hAnsi="Arial" w:cs="Arial"/>
-        </w:rPr>
-        <w:t xml:space="preserve"> decisions, associated data sources, timestamps, and any post-processing or human modifications applied to the output. Provenance information shall be protected from unauthorized alteration and maintained to support traceability, accountability, auditability, and incident investigations. Any loss or corruption of provenance data shall be investigated and remediated in accordance with the organization's AI governance and information security procedures.</w:t>
-      </w:r>
-      <w:r>
-        <w:rPr>
-          <w:rFonts w:ascii="Arial" w:hAnsi="Arial" w:cs="Arial"/>
-        </w:rPr>
-        <w:t xml:space="preserve">  Frequency of c</w:t>
-      </w:r>
-      <w:r>
-        <w:rPr>
-          <w:rFonts w:ascii="Arial" w:hAnsi="Arial" w:cs="Arial"/>
-        </w:rPr>
-        <w:t>ontinuous logging and monitoring, with formal reviews conducted quarterly</w:t>
-      </w:r>
-      <w:r>
-        <w:rPr>
-          <w:rFonts w:ascii="Arial" w:hAnsi="Arial" w:cs="Arial"/>
-        </w:rPr>
-        <w:t xml:space="preserve">.  </w:t>
-      </w:r>
-      <w:r>
-        <w:rPr>
-          <w:rFonts w:ascii="Arial" w:hAnsi="Arial" w:cs="Arial"/>
-        </w:rPr>
-        <w:t>Evidence of control execution shall include AI output metadata logs, provenance records, prompt and response audit trails</w:t>
-      </w:r>
-      <w:r>
-        <w:rPr>
-          <w:rFonts w:ascii="Arial" w:hAnsi="Arial" w:cs="Arial"/>
-        </w:rPr>
-        <w:t>.  M</w:t>
-      </w:r>
-      <w:r>
-        <w:rPr>
-          <w:rFonts w:ascii="Arial" w:hAnsi="Arial" w:cs="Arial"/>
-        </w:rPr>
-        <w:t>anagement review records demonstrating that AI output provenance information is captured, retained, and periodically validated. </w:t>
-      </w:r>
-      <w:r>
-        <w:rPr>
-          <w:rFonts w:ascii="Arial" w:hAnsi="Arial" w:cs="Arial"/>
-        </w:rPr>
-        <w:t xml:space="preserve">  </w:t>
-      </w:r>
-    </w:p>
-    <w:p>
-      <w:pPr>
-        <w:rPr>
-          <w:rFonts w:ascii="Arial" w:hAnsi="Arial" w:cs="Arial"/>
-          <w:b/>
-          <w:bCs/>
-          <w:u w:val="single"/>
-        </w:rPr>
-      </w:pPr>
-    </w:p>
-    <w:p>
-      <w:pPr>
-        <w:rPr>
-          <w:rFonts w:ascii="Arial" w:hAnsi="Arial" w:cs="Arial"/>
-          <w:b/>
-          <w:bCs/>
-          <w:u w:val="single"/>
-        </w:rPr>
-      </w:pPr>
-      <w:r>
-        <w:rPr>
-          <w:rFonts w:ascii="Arial" w:hAnsi="Arial" w:cs="Arial"/>
-          <w:b/>
-          <w:bCs/>
-          <w:u w:val="single"/>
-        </w:rPr>
-        <w:t>Shadow AI Usage Control</w:t>
-      </w:r>
-    </w:p>
-    <w:p>
-      <w:pPr>
-        <w:rPr>
-          <w:rFonts w:ascii="Arial" w:hAnsi="Arial" w:cs="Arial"/>
-        </w:rPr>
-      </w:pPr>
-      <w:r>
-        <w:rPr>
-          <w:rFonts w:ascii="Arial" w:hAnsi="Arial" w:cs="Arial"/>
-        </w:rPr>
-        <w:t xml:space="preserve">The </w:t>
-      </w:r>
-      <w:r>
-        <w:rPr>
-          <w:rFonts w:ascii="Arial" w:hAnsi="Arial" w:cs="Arial"/>
-        </w:rPr>
-        <w:t>IT Team shall implement control AIW-SAI-01</w:t>
-      </w:r>
-      <w:r>
-        <w:rPr>
-          <w:rFonts w:ascii="Arial" w:hAnsi="Arial" w:cs="Arial"/>
-        </w:rPr>
-        <w:t xml:space="preserve"> </w:t>
-      </w:r>
-      <w:r>
-        <w:rPr>
-          <w:rFonts w:ascii="Arial" w:hAnsi="Arial" w:cs="Arial"/>
-        </w:rPr>
-        <w:t xml:space="preserve">to </w:t>
-      </w:r>
-      <w:r>
-        <w:rPr>
-          <w:rFonts w:ascii="Arial" w:hAnsi="Arial" w:cs="Arial"/>
-        </w:rPr>
         <w:t>establish and enforce controls to detect, prevent, and manage unauthorized or unapproved use of external or internally developed AI writing tools ("Shadow AI"). All AI Writer</w:t>
       </w:r>
       <w:r>
@@ -1595,37 +1584,13 @@
         <w:rPr>
           <w:rFonts w:ascii="Arial" w:hAnsi="Arial" w:cs="Arial"/>
         </w:rPr>
-        <w:t xml:space="preserve">used for processing organizational information must be reviewed, approved, and registered through the organization's AI governance and security processes prior to deployment or use. Technical monitoring mechanisms shall be implemented to identify unauthorized AI applications, data transfers, and integrations. Instances of Shadow AI usage shall be investigated, documented, and </w:t>
-      </w:r>
-      <w:r>
-        <w:rPr>
-          <w:rFonts w:ascii="Arial" w:hAnsi="Arial" w:cs="Arial"/>
-        </w:rPr>
-        <w:t>remediate</w:t>
-      </w:r>
-      <w:r>
-        <w:rPr>
-          <w:rFonts w:ascii="Arial" w:hAnsi="Arial" w:cs="Arial"/>
-        </w:rPr>
-        <w:t xml:space="preserve"> in accordance with organizational security and acceptable use policies.</w:t>
-      </w:r>
-      <w:r>
-        <w:rPr>
-          <w:rFonts w:ascii="Arial" w:hAnsi="Arial" w:cs="Arial"/>
-        </w:rPr>
-        <w:t xml:space="preserve">  </w:t>
-      </w:r>
-      <w:r>
-        <w:rPr>
-          <w:rFonts w:ascii="Arial" w:hAnsi="Arial" w:cs="Arial"/>
-        </w:rPr>
-        <w:t xml:space="preserve">The Frequency </w:t>
-      </w:r>
-      <w:r>
-        <w:rPr>
-          <w:rFonts w:ascii="Arial" w:hAnsi="Arial" w:cs="Arial"/>
-        </w:rPr>
-        <w:t>c</w:t>
+        <w:t>used for processing organizational information must be reviewed, approved, and registered through the organization's AI governance and security processes prior to deployment or use. Technical monitoring mechanisms shall be implemented to identify unauthorized AI applications, data transfers, and integrations. Instances of Shadow AI usage shall be investigated, documented, and remediate in accordance with organizational security and acceptable use policies.</w:t>
+      </w:r>
+      <w:r>
+        <w:rPr>
+          <w:rFonts w:ascii="Arial" w:hAnsi="Arial" w:cs="Arial"/>
+        </w:rPr>
+        <w:t xml:space="preserve">  The Frequency c</w:t>
       </w:r>
       <w:r>
         <w:rPr>
@@ -2817,6 +2782,7 @@
   <w:style w:type="character" w:default="1" w:styleId="DefaultParagraphFont">
     <w:name w:val="Default Paragraph Font"/>
     <w:uiPriority w:val="1"/>
+    <w:semiHidden/>
     <w:unhideWhenUsed/>
   </w:style>
   <w:style w:type="table" w:default="1" w:styleId="TableNormal">
